--- a/Science Books/QED Course/Lesson 67 Renormalization.docx
+++ b/Science Books/QED Course/Lesson 67 Renormalization.docx
@@ -424,8 +424,173 @@
       </w:pPr>
       <m:oMathPara>
         <m:oMath>
+          <m:sSub>
+            <m:e>
+              <m:r>
+                <m:t xml:space="preserve">S</m:t>
+              </m:r>
+            </m:e>
+            <m:sub>
+              <m:r>
+                <m:t xml:space="preserve">F</m:t>
+              </m:r>
+            </m:sub>
+          </m:sSub>
           <m:r>
-            <m:t xml:space="preserve">S_F′(p) = S_F(p) + S_F(p) [−iΣ(p)] S_F(p) + S_F(p) [−iΣ(p)] S_F(p) [−iΣ(p)] S_F(p) + ⋯</m:t>
+            <m:t xml:space="preserve">′</m:t>
+          </m:r>
+          <m:r>
+            <m:t xml:space="preserve">p</m:t>
+          </m:r>
+          <m:r>
+            <m:t xml:space="preserve">=</m:t>
+          </m:r>
+          <m:sSub>
+            <m:e>
+              <m:r>
+                <m:t xml:space="preserve">S</m:t>
+              </m:r>
+            </m:e>
+            <m:sub>
+              <m:r>
+                <m:t xml:space="preserve">F</m:t>
+              </m:r>
+            </m:sub>
+          </m:sSub>
+          <m:r>
+            <m:t xml:space="preserve">p</m:t>
+          </m:r>
+          <m:r>
+            <m:t xml:space="preserve">+</m:t>
+          </m:r>
+          <m:sSub>
+            <m:e>
+              <m:r>
+                <m:t xml:space="preserve">S</m:t>
+              </m:r>
+            </m:e>
+            <m:sub>
+              <m:r>
+                <m:t xml:space="preserve">F</m:t>
+              </m:r>
+            </m:sub>
+          </m:sSub>
+          <m:r>
+            <m:t xml:space="preserve">p</m:t>
+          </m:r>
+          <m:r>
+            <m:t xml:space="preserve">[</m:t>
+          </m:r>
+          <m:r>
+            <m:t xml:space="preserve">−</m:t>
+          </m:r>
+          <m:r>
+            <m:t xml:space="preserve">iΣ</m:t>
+          </m:r>
+          <m:r>
+            <m:t xml:space="preserve">p</m:t>
+          </m:r>
+          <m:r>
+            <m:t xml:space="preserve">]</m:t>
+          </m:r>
+          <m:sSub>
+            <m:e>
+              <m:r>
+                <m:t xml:space="preserve">S</m:t>
+              </m:r>
+            </m:e>
+            <m:sub>
+              <m:r>
+                <m:t xml:space="preserve">F</m:t>
+              </m:r>
+            </m:sub>
+          </m:sSub>
+          <m:r>
+            <m:t xml:space="preserve">p</m:t>
+          </m:r>
+          <m:r>
+            <m:t xml:space="preserve">+</m:t>
+          </m:r>
+          <m:sSub>
+            <m:e>
+              <m:r>
+                <m:t xml:space="preserve">S</m:t>
+              </m:r>
+            </m:e>
+            <m:sub>
+              <m:r>
+                <m:t xml:space="preserve">F</m:t>
+              </m:r>
+            </m:sub>
+          </m:sSub>
+          <m:r>
+            <m:t xml:space="preserve">p</m:t>
+          </m:r>
+          <m:r>
+            <m:t xml:space="preserve">[</m:t>
+          </m:r>
+          <m:r>
+            <m:t xml:space="preserve">−</m:t>
+          </m:r>
+          <m:r>
+            <m:t xml:space="preserve">iΣ</m:t>
+          </m:r>
+          <m:r>
+            <m:t xml:space="preserve">p</m:t>
+          </m:r>
+          <m:r>
+            <m:t xml:space="preserve">]</m:t>
+          </m:r>
+          <m:sSub>
+            <m:e>
+              <m:r>
+                <m:t xml:space="preserve">S</m:t>
+              </m:r>
+            </m:e>
+            <m:sub>
+              <m:r>
+                <m:t xml:space="preserve">F</m:t>
+              </m:r>
+            </m:sub>
+          </m:sSub>
+          <m:r>
+            <m:t xml:space="preserve">p</m:t>
+          </m:r>
+          <m:r>
+            <m:t xml:space="preserve">[</m:t>
+          </m:r>
+          <m:r>
+            <m:t xml:space="preserve">−</m:t>
+          </m:r>
+          <m:r>
+            <m:t xml:space="preserve">iΣ</m:t>
+          </m:r>
+          <m:r>
+            <m:t xml:space="preserve">p</m:t>
+          </m:r>
+          <m:r>
+            <m:t xml:space="preserve">]</m:t>
+          </m:r>
+          <m:sSub>
+            <m:e>
+              <m:r>
+                <m:t xml:space="preserve">S</m:t>
+              </m:r>
+            </m:e>
+            <m:sub>
+              <m:r>
+                <m:t xml:space="preserve">F</m:t>
+              </m:r>
+            </m:sub>
+          </m:sSub>
+          <m:r>
+            <m:t xml:space="preserve">p</m:t>
+          </m:r>
+          <m:r>
+            <m:t xml:space="preserve">+</m:t>
+          </m:r>
+          <m:r>
+            <m:t xml:space="preserve">⋯</m:t>
           </m:r>
         </m:oMath>
       </m:oMathPara>
@@ -455,9 +620,135 @@
       </w:pPr>
       <m:oMathPara>
         <m:oMath>
+          <m:sSub>
+            <m:e>
+              <m:r>
+                <m:t xml:space="preserve">S</m:t>
+              </m:r>
+            </m:e>
+            <m:sub>
+              <m:r>
+                <m:t xml:space="preserve">F</m:t>
+              </m:r>
+            </m:sub>
+          </m:sSub>
           <m:r>
-            <m:t xml:space="preserve">S_F′(p) = S_F(p) / (1 − [−iΣ(p)]S_F(p)) = S_F(p) / (1 + iΣ(p)S_F(p))</m:t>
+            <m:t xml:space="preserve">′</m:t>
           </m:r>
+          <m:r>
+            <m:t xml:space="preserve">p</m:t>
+          </m:r>
+          <m:r>
+            <m:t xml:space="preserve">=</m:t>
+          </m:r>
+          <m:sSub>
+            <m:e>
+              <m:r>
+                <m:t xml:space="preserve">S</m:t>
+              </m:r>
+            </m:e>
+            <m:sub>
+              <m:r>
+                <m:t xml:space="preserve">F</m:t>
+              </m:r>
+            </m:sub>
+          </m:sSub>
+          <m:f>
+            <m:num>
+              <m:r>
+                <m:t xml:space="preserve">p</m:t>
+              </m:r>
+            </m:num>
+            <m:den>
+              <m:r>
+                <m:t xml:space="preserve">1</m:t>
+              </m:r>
+              <m:r>
+                <m:t xml:space="preserve">−</m:t>
+              </m:r>
+              <m:r>
+                <m:t xml:space="preserve">[</m:t>
+              </m:r>
+              <m:r>
+                <m:t xml:space="preserve">−</m:t>
+              </m:r>
+              <m:r>
+                <m:t xml:space="preserve">iΣ</m:t>
+              </m:r>
+              <m:r>
+                <m:t xml:space="preserve">p</m:t>
+              </m:r>
+              <m:r>
+                <m:t xml:space="preserve">]</m:t>
+              </m:r>
+              <m:sSub>
+                <m:e>
+                  <m:r>
+                    <m:t xml:space="preserve">S</m:t>
+                  </m:r>
+                </m:e>
+                <m:sub>
+                  <m:r>
+                    <m:t xml:space="preserve">F</m:t>
+                  </m:r>
+                </m:sub>
+              </m:sSub>
+              <m:r>
+                <m:t xml:space="preserve">p</m:t>
+              </m:r>
+            </m:den>
+          </m:f>
+          <m:r>
+            <m:t xml:space="preserve">=</m:t>
+          </m:r>
+          <m:sSub>
+            <m:e>
+              <m:r>
+                <m:t xml:space="preserve">S</m:t>
+              </m:r>
+            </m:e>
+            <m:sub>
+              <m:r>
+                <m:t xml:space="preserve">F</m:t>
+              </m:r>
+            </m:sub>
+          </m:sSub>
+          <m:f>
+            <m:num>
+              <m:r>
+                <m:t xml:space="preserve">p</m:t>
+              </m:r>
+            </m:num>
+            <m:den>
+              <m:r>
+                <m:t xml:space="preserve">1</m:t>
+              </m:r>
+              <m:r>
+                <m:t xml:space="preserve">+</m:t>
+              </m:r>
+              <m:r>
+                <m:t xml:space="preserve">iΣ</m:t>
+              </m:r>
+              <m:r>
+                <m:t xml:space="preserve">p</m:t>
+              </m:r>
+              <m:sSub>
+                <m:e>
+                  <m:r>
+                    <m:t xml:space="preserve">S</m:t>
+                  </m:r>
+                </m:e>
+                <m:sub>
+                  <m:r>
+                    <m:t xml:space="preserve">F</m:t>
+                  </m:r>
+                </m:sub>
+              </m:sSub>
+              <m:r>
+                <m:t xml:space="preserve">p</m:t>
+              </m:r>
+            </m:den>
+          </m:f>
         </m:oMath>
       </m:oMathPara>
     </w:p>
@@ -473,9 +764,70 @@
       </w:pPr>
       <m:oMathPara>
         <m:oMath>
+          <m:sSub>
+            <m:e>
+              <m:r>
+                <m:t xml:space="preserve">S</m:t>
+              </m:r>
+            </m:e>
+            <m:sub>
+              <m:r>
+                <m:t xml:space="preserve">F</m:t>
+              </m:r>
+            </m:sub>
+          </m:sSub>
           <m:r>
-            <m:t xml:space="preserve">S_F′(p) = i / (p̸ − m₀ − Σ(p))</m:t>
+            <m:t xml:space="preserve">′</m:t>
           </m:r>
+          <m:r>
+            <m:t xml:space="preserve">p</m:t>
+          </m:r>
+          <m:r>
+            <m:t xml:space="preserve">=</m:t>
+          </m:r>
+          <m:f>
+            <m:num>
+              <m:r>
+                <m:t xml:space="preserve">i</m:t>
+              </m:r>
+            </m:num>
+            <m:den>
+              <m:acc>
+                <m:accPr>
+                  <m:chr m:val="/"/>
+                </m:accPr>
+                <m:e>
+                  <m:r>
+                    <m:t xml:space="preserve">p</m:t>
+                  </m:r>
+                </m:e>
+              </m:acc>
+              <m:r>
+                <m:t xml:space="preserve">−</m:t>
+              </m:r>
+              <m:sSub>
+                <m:e>
+                  <m:r>
+                    <m:t xml:space="preserve">m</m:t>
+                  </m:r>
+                </m:e>
+                <m:sub>
+                  <m:r>
+                    <m:t xml:space="preserve">0</m:t>
+                  </m:r>
+                </m:sub>
+              </m:sSub>
+              <m:r>
+                <m:t xml:space="preserve">−</m:t>
+              </m:r>
+              <m:r>
+                <m:t xml:space="preserve">Σ</m:t>
+              </m:r>
+              <m:r>
+                <m:t xml:space="preserve">p</m:t>
+              </m:r>
+            </m:den>
+          </m:f>
         </m:oMath>
       </m:oMathPara>
     </w:p>
@@ -525,8 +877,45 @@
       </w:pPr>
       <m:oMathPara>
         <m:oMath>
+          <m:acc>
+            <m:accPr>
+              <m:chr m:val="/"/>
+            </m:accPr>
+            <m:e>
+              <m:r>
+                <m:t xml:space="preserve">p</m:t>
+              </m:r>
+            </m:e>
+          </m:acc>
           <m:r>
-            <m:t xml:space="preserve">p̸ − m₀ − Σ(p) = 0</m:t>
+            <m:t xml:space="preserve">−</m:t>
+          </m:r>
+          <m:sSub>
+            <m:e>
+              <m:r>
+                <m:t xml:space="preserve">m</m:t>
+              </m:r>
+            </m:e>
+            <m:sub>
+              <m:r>
+                <m:t xml:space="preserve">0</m:t>
+              </m:r>
+            </m:sub>
+          </m:sSub>
+          <m:r>
+            <m:t xml:space="preserve">−</m:t>
+          </m:r>
+          <m:r>
+            <m:t xml:space="preserve">Σ</m:t>
+          </m:r>
+          <m:r>
+            <m:t xml:space="preserve">p</m:t>
+          </m:r>
+          <m:r>
+            <m:t xml:space="preserve">=</m:t>
+          </m:r>
+          <m:r>
+            <m:t xml:space="preserve">0</m:t>
           </m:r>
         </m:oMath>
       </m:oMathPara>
@@ -544,7 +933,67 @@
       <m:oMathPara>
         <m:oMath>
           <m:r>
-            <m:t xml:space="preserve">m − m₀ − A(m²) − B(m²) m = 0</m:t>
+            <m:t xml:space="preserve">m</m:t>
+          </m:r>
+          <m:r>
+            <m:t xml:space="preserve">−</m:t>
+          </m:r>
+          <m:sSub>
+            <m:e>
+              <m:r>
+                <m:t xml:space="preserve">m</m:t>
+              </m:r>
+            </m:e>
+            <m:sub>
+              <m:r>
+                <m:t xml:space="preserve">0</m:t>
+              </m:r>
+            </m:sub>
+          </m:sSub>
+          <m:r>
+            <m:t xml:space="preserve">−</m:t>
+          </m:r>
+          <m:r>
+            <m:t xml:space="preserve">A</m:t>
+          </m:r>
+          <m:sSup>
+            <m:e>
+              <m:r>
+                <m:t xml:space="preserve">m</m:t>
+              </m:r>
+            </m:e>
+            <m:sup>
+              <m:r>
+                <m:t xml:space="preserve">2</m:t>
+              </m:r>
+            </m:sup>
+          </m:sSup>
+          <m:r>
+            <m:t xml:space="preserve">−</m:t>
+          </m:r>
+          <m:r>
+            <m:t xml:space="preserve">B</m:t>
+          </m:r>
+          <m:sSup>
+            <m:e>
+              <m:r>
+                <m:t xml:space="preserve">m</m:t>
+              </m:r>
+            </m:e>
+            <m:sup>
+              <m:r>
+                <m:t xml:space="preserve">2</m:t>
+              </m:r>
+            </m:sup>
+          </m:sSup>
+          <m:r>
+            <m:t xml:space="preserve">m</m:t>
+          </m:r>
+          <m:r>
+            <m:t xml:space="preserve">=</m:t>
+          </m:r>
+          <m:r>
+            <m:t xml:space="preserve">0</m:t>
           </m:r>
         </m:oMath>
       </m:oMathPara>
@@ -570,8 +1019,46 @@
       <m:oMathPara>
         <m:oMath>
           <m:r>
-            <m:t xml:space="preserve">m = m₀ + A(m₀²)</m:t>
+            <m:t xml:space="preserve">m</m:t>
           </m:r>
+          <m:r>
+            <m:t xml:space="preserve">=</m:t>
+          </m:r>
+          <m:sSub>
+            <m:e>
+              <m:r>
+                <m:t xml:space="preserve">m</m:t>
+              </m:r>
+            </m:e>
+            <m:sub>
+              <m:r>
+                <m:t xml:space="preserve">0</m:t>
+              </m:r>
+            </m:sub>
+          </m:sSub>
+          <m:r>
+            <m:t xml:space="preserve">+</m:t>
+          </m:r>
+          <m:r>
+            <m:t xml:space="preserve">A</m:t>
+          </m:r>
+          <m:sSubSup>
+            <m:e>
+              <m:r>
+                <m:t xml:space="preserve">m</m:t>
+              </m:r>
+            </m:e>
+            <m:sub>
+              <m:r>
+                <m:t xml:space="preserve">0</m:t>
+              </m:r>
+            </m:sub>
+            <m:sup>
+              <m:r>
+                <m:t xml:space="preserve">2</m:t>
+              </m:r>
+            </m:sup>
+          </m:sSubSup>
         </m:oMath>
       </m:oMathPara>
     </w:p>
@@ -630,8 +1117,46 @@
       <m:oMathPara>
         <m:oMath>
           <m:r>
-            <m:t xml:space="preserve">m = m₀ + A(m₀²)</m:t>
+            <m:t xml:space="preserve">m</m:t>
           </m:r>
+          <m:r>
+            <m:t xml:space="preserve">=</m:t>
+          </m:r>
+          <m:sSub>
+            <m:e>
+              <m:r>
+                <m:t xml:space="preserve">m</m:t>
+              </m:r>
+            </m:e>
+            <m:sub>
+              <m:r>
+                <m:t xml:space="preserve">0</m:t>
+              </m:r>
+            </m:sub>
+          </m:sSub>
+          <m:r>
+            <m:t xml:space="preserve">+</m:t>
+          </m:r>
+          <m:r>
+            <m:t xml:space="preserve">A</m:t>
+          </m:r>
+          <m:sSubSup>
+            <m:e>
+              <m:r>
+                <m:t xml:space="preserve">m</m:t>
+              </m:r>
+            </m:e>
+            <m:sub>
+              <m:r>
+                <m:t xml:space="preserve">0</m:t>
+              </m:r>
+            </m:sub>
+            <m:sup>
+              <m:r>
+                <m:t xml:space="preserve">2</m:t>
+              </m:r>
+            </m:sup>
+          </m:sSubSup>
         </m:oMath>
       </m:oMathPara>
     </w:p>

--- a/Science Books/QED Course/Lesson 67 Renormalization.docx
+++ b/Science Books/QED Course/Lesson 67 Renormalization.docx
@@ -58,7 +58,7 @@
     </w:p>
     <w:p>
       <w:pPr>
-        <w:pStyle w:val="Heading1"/>
+        <w:pStyle w:val="Heading2"/>
       </w:pPr>
       <w:r>
         <w:t>How to use this lesson</w:t>
@@ -71,7 +71,7 @@
     </w:p>
     <w:p>
       <w:pPr>
-        <w:pStyle w:val="Heading2"/>
+        <w:pStyle w:val="Heading3"/>
       </w:pPr>
       <w:r>
         <w:t>Learning objectives</w:t>
@@ -135,7 +135,7 @@
     </w:p>
     <w:p>
       <w:pPr>
-        <w:pStyle w:val="Heading2"/>
+        <w:pStyle w:val="Heading3"/>
       </w:pPr>
       <w:r>
         <w:t>Notation and conventions</w:t>
@@ -351,7 +351,7 @@
     </w:tbl>
     <w:p>
       <w:pPr>
-        <w:pStyle w:val="Heading1"/>
+        <w:pStyle w:val="Heading2"/>
       </w:pPr>
       <w:r>
         <w:t>1 A parameter nobody has measured</w:t>
@@ -359,7 +359,7 @@
     </w:p>
     <w:p>
       <w:pPr>
-        <w:pStyle w:val="Heading2"/>
+        <w:pStyle w:val="Heading3"/>
       </w:pPr>
       <w:r>
         <w:t>1.1 What is actually in the Lagrangian</w:t>
@@ -372,7 +372,7 @@
     </w:p>
     <w:p>
       <w:pPr>
-        <w:pStyle w:val="Heading2"/>
+        <w:pStyle w:val="Heading3"/>
       </w:pPr>
       <w:r>
         <w:t>1.2 What an experiment actually reports</w:t>
@@ -384,10 +384,11 @@
       </w:r>
     </w:p>
     <w:p>
-      <w:pPr>
-        <w:pStyle w:val="Heading3"/>
-      </w:pPr>
       <w:r>
+        <w:rPr>
+          <w:b/>
+          <w:i/>
+        </w:rPr>
         <w:t>Worked example 1</w:t>
       </w:r>
     </w:p>
@@ -398,7 +399,7 @@
     </w:p>
     <w:p>
       <w:pPr>
-        <w:pStyle w:val="Heading1"/>
+        <w:pStyle w:val="Heading2"/>
       </w:pPr>
       <w:r>
         <w:t>2 Resumming the self-energy</w:t>
@@ -406,7 +407,7 @@
     </w:p>
     <w:p>
       <w:pPr>
-        <w:pStyle w:val="Heading2"/>
+        <w:pStyle w:val="Heading3"/>
       </w:pPr>
       <w:r>
         <w:t>2.1 Inserting the correction as many times as it likes</w:t>
@@ -602,7 +603,7 @@
     </w:p>
     <w:p>
       <w:pPr>
-        <w:pStyle w:val="Heading2"/>
+        <w:pStyle w:val="Heading3"/>
       </w:pPr>
       <w:r>
         <w:t>2.2 Summing it</w:t>
@@ -837,10 +838,11 @@
       </w:r>
     </w:p>
     <w:p>
-      <w:pPr>
-        <w:pStyle w:val="Heading3"/>
-      </w:pPr>
       <w:r>
+        <w:rPr>
+          <w:b/>
+          <w:i/>
+        </w:rPr>
         <w:t>Worked example 2</w:t>
       </w:r>
     </w:p>
@@ -851,7 +853,7 @@
     </w:p>
     <w:p>
       <w:pPr>
-        <w:pStyle w:val="Heading1"/>
+        <w:pStyle w:val="Heading2"/>
       </w:pPr>
       <w:r>
         <w:t>3 Where the pole actually sits</w:t>
@@ -859,7 +861,7 @@
     </w:p>
     <w:p>
       <w:pPr>
-        <w:pStyle w:val="Heading2"/>
+        <w:pStyle w:val="Heading3"/>
       </w:pPr>
       <w:r>
         <w:t>3.1 The physical mass, defined properly</w:t>
@@ -1000,7 +1002,7 @@
     </w:p>
     <w:p>
       <w:pPr>
-        <w:pStyle w:val="Heading2"/>
+        <w:pStyle w:val="Heading3"/>
       </w:pPr>
       <w:r>
         <w:t>3.2 The leading-order relation</w:t>
@@ -1068,10 +1070,11 @@
       </w:r>
     </w:p>
     <w:p>
-      <w:pPr>
-        <w:pStyle w:val="Heading3"/>
-      </w:pPr>
       <w:r>
+        <w:rPr>
+          <w:b/>
+          <w:i/>
+        </w:rPr>
         <w:t>Worked example 3</w:t>
       </w:r>
     </w:p>
@@ -1082,7 +1085,7 @@
     </w:p>
     <w:p>
       <w:pPr>
-        <w:pStyle w:val="Heading1"/>
+        <w:pStyle w:val="Heading2"/>
       </w:pPr>
       <w:r>
         <w:t>4 Where the divergence goes</w:t>
@@ -1090,7 +1093,7 @@
     </w:p>
     <w:p>
       <w:pPr>
-        <w:pStyle w:val="Heading2"/>
+        <w:pStyle w:val="Heading3"/>
       </w:pPr>
       <w:r>
         <w:t>4.1 A(p²) is divergent</w:t>
@@ -1103,7 +1106,7 @@
     </w:p>
     <w:p>
       <w:pPr>
-        <w:pStyle w:val="Heading2"/>
+        <w:pStyle w:val="Heading3"/>
       </w:pPr>
       <w:r>
         <w:t>4.2 What Section 3.2's equation then requires</w:t>
@@ -1167,7 +1170,7 @@
     </w:p>
     <w:p>
       <w:pPr>
-        <w:pStyle w:val="Heading2"/>
+        <w:pStyle w:val="Heading3"/>
       </w:pPr>
       <w:r>
         <w:t>4.3 Why this is not a problem</w:t>
@@ -1179,10 +1182,11 @@
       </w:r>
     </w:p>
     <w:p>
-      <w:pPr>
-        <w:pStyle w:val="Heading3"/>
-      </w:pPr>
       <w:r>
+        <w:rPr>
+          <w:b/>
+          <w:i/>
+        </w:rPr>
         <w:t>Worked example 4</w:t>
       </w:r>
     </w:p>
@@ -1193,7 +1197,7 @@
     </w:p>
     <w:p>
       <w:pPr>
-        <w:pStyle w:val="Heading1"/>
+        <w:pStyle w:val="Heading2"/>
       </w:pPr>
       <w:r>
         <w:t>5 Two more parameters, briefly</w:t>
@@ -1201,7 +1205,7 @@
     </w:p>
     <w:p>
       <w:pPr>
-        <w:pStyle w:val="Heading2"/>
+        <w:pStyle w:val="Heading3"/>
       </w:pPr>
       <w:r>
         <w:t>5.1 Field renormalization</w:t>
@@ -1214,7 +1218,7 @@
     </w:p>
     <w:p>
       <w:pPr>
-        <w:pStyle w:val="Heading2"/>
+        <w:pStyle w:val="Heading3"/>
       </w:pPr>
       <w:r>
         <w:t>5.2 Charge renormalization, previewed</w:t>
@@ -1226,10 +1230,11 @@
       </w:r>
     </w:p>
     <w:p>
-      <w:pPr>
-        <w:pStyle w:val="Heading3"/>
-      </w:pPr>
       <w:r>
+        <w:rPr>
+          <w:b/>
+          <w:i/>
+        </w:rPr>
         <w:t>Worked example 5</w:t>
       </w:r>
     </w:p>
@@ -1240,7 +1245,7 @@
     </w:p>
     <w:p>
       <w:pPr>
-        <w:pStyle w:val="Heading1"/>
+        <w:pStyle w:val="Heading2"/>
       </w:pPr>
       <w:r>
         <w:t>6 Why a short list makes this work for the whole theory</w:t>
@@ -1253,7 +1258,7 @@
     </w:p>
     <w:p>
       <w:pPr>
-        <w:pStyle w:val="Heading1"/>
+        <w:pStyle w:val="Heading2"/>
       </w:pPr>
       <w:r>
         <w:t>7 Connections to QED</w:t>
@@ -1505,7 +1510,7 @@
     </w:tbl>
     <w:p>
       <w:pPr>
-        <w:pStyle w:val="Heading1"/>
+        <w:pStyle w:val="Heading2"/>
       </w:pPr>
       <w:r>
         <w:t>8 Summary</w:t>
@@ -1585,7 +1590,7 @@
     </w:p>
     <w:p>
       <w:pPr>
-        <w:pStyle w:val="Heading1"/>
+        <w:pStyle w:val="Heading2"/>
       </w:pPr>
       <w:r>
         <w:t>Exercises</w:t>
@@ -2245,7 +2250,7 @@
     </w:tbl>
     <w:p>
       <w:pPr>
-        <w:pStyle w:val="Heading1"/>
+        <w:pStyle w:val="Heading2"/>
       </w:pPr>
       <w:r>
         <w:t>Solutions</w:t>
@@ -2477,7 +2482,7 @@
     </w:p>
     <w:p>
       <w:pPr>
-        <w:pStyle w:val="Heading1"/>
+        <w:pStyle w:val="Heading2"/>
       </w:pPr>
       <w:r>
         <w:t>Mastery checklist</w:t>
@@ -2533,7 +2538,7 @@
     </w:p>
     <w:p>
       <w:pPr>
-        <w:pStyle w:val="Heading1"/>
+        <w:pStyle w:val="Heading2"/>
       </w:pPr>
       <w:r>
         <w:t>Next lesson</w:t>

--- a/Science Books/QED Course/Lesson 67 Renormalization.docx
+++ b/Science Books/QED Course/Lesson 67 Renormalization.docx
@@ -433,16 +433,18 @@
             </m:e>
             <m:sub>
               <m:r>
-                <m:t xml:space="preserve">F</m:t>
+                <m:t xml:space="preserve">F′</m:t>
               </m:r>
             </m:sub>
           </m:sSub>
-          <m:r>
-            <m:t xml:space="preserve">′</m:t>
-          </m:r>
-          <m:r>
-            <m:t xml:space="preserve">p</m:t>
-          </m:r>
+          <m:d>
+            <m:dPr/>
+            <m:e>
+              <m:r>
+                <m:t xml:space="preserve">p</m:t>
+              </m:r>
+            </m:e>
+          </m:d>
           <m:r>
             <m:t xml:space="preserve">=</m:t>
           </m:r>
@@ -458,9 +460,14 @@
               </m:r>
             </m:sub>
           </m:sSub>
-          <m:r>
-            <m:t xml:space="preserve">p</m:t>
-          </m:r>
+          <m:d>
+            <m:dPr/>
+            <m:e>
+              <m:r>
+                <m:t xml:space="preserve">p</m:t>
+              </m:r>
+            </m:e>
+          </m:d>
           <m:r>
             <m:t xml:space="preserve">+</m:t>
           </m:r>
@@ -476,23 +483,41 @@
               </m:r>
             </m:sub>
           </m:sSub>
+          <m:d>
+            <m:dPr/>
+            <m:e>
+              <m:r>
+                <m:t xml:space="preserve">p</m:t>
+              </m:r>
+            </m:e>
+          </m:d>
           <m:r>
-            <m:t xml:space="preserve">p</m:t>
+            <m:t xml:space="preserve"> </m:t>
           </m:r>
+          <m:d>
+            <m:dPr>
+              <m:begChr m:val="["/>
+              <m:endChr m:val="]"/>
+            </m:dPr>
+            <m:e>
+              <m:r>
+                <m:t xml:space="preserve">−</m:t>
+              </m:r>
+              <m:r>
+                <m:t xml:space="preserve">iΣ</m:t>
+              </m:r>
+              <m:d>
+                <m:dPr/>
+                <m:e>
+                  <m:r>
+                    <m:t xml:space="preserve">p</m:t>
+                  </m:r>
+                </m:e>
+              </m:d>
+            </m:e>
+          </m:d>
           <m:r>
-            <m:t xml:space="preserve">[</m:t>
-          </m:r>
-          <m:r>
-            <m:t xml:space="preserve">−</m:t>
-          </m:r>
-          <m:r>
-            <m:t xml:space="preserve">iΣ</m:t>
-          </m:r>
-          <m:r>
-            <m:t xml:space="preserve">p</m:t>
-          </m:r>
-          <m:r>
-            <m:t xml:space="preserve">]</m:t>
+            <m:t xml:space="preserve"> </m:t>
           </m:r>
           <m:sSub>
             <m:e>
@@ -506,9 +531,14 @@
               </m:r>
             </m:sub>
           </m:sSub>
-          <m:r>
-            <m:t xml:space="preserve">p</m:t>
-          </m:r>
+          <m:d>
+            <m:dPr/>
+            <m:e>
+              <m:r>
+                <m:t xml:space="preserve">p</m:t>
+              </m:r>
+            </m:e>
+          </m:d>
           <m:r>
             <m:t xml:space="preserve">+</m:t>
           </m:r>
@@ -524,23 +554,41 @@
               </m:r>
             </m:sub>
           </m:sSub>
+          <m:d>
+            <m:dPr/>
+            <m:e>
+              <m:r>
+                <m:t xml:space="preserve">p</m:t>
+              </m:r>
+            </m:e>
+          </m:d>
           <m:r>
-            <m:t xml:space="preserve">p</m:t>
+            <m:t xml:space="preserve"> </m:t>
           </m:r>
+          <m:d>
+            <m:dPr>
+              <m:begChr m:val="["/>
+              <m:endChr m:val="]"/>
+            </m:dPr>
+            <m:e>
+              <m:r>
+                <m:t xml:space="preserve">−</m:t>
+              </m:r>
+              <m:r>
+                <m:t xml:space="preserve">iΣ</m:t>
+              </m:r>
+              <m:d>
+                <m:dPr/>
+                <m:e>
+                  <m:r>
+                    <m:t xml:space="preserve">p</m:t>
+                  </m:r>
+                </m:e>
+              </m:d>
+            </m:e>
+          </m:d>
           <m:r>
-            <m:t xml:space="preserve">[</m:t>
-          </m:r>
-          <m:r>
-            <m:t xml:space="preserve">−</m:t>
-          </m:r>
-          <m:r>
-            <m:t xml:space="preserve">iΣ</m:t>
-          </m:r>
-          <m:r>
-            <m:t xml:space="preserve">p</m:t>
-          </m:r>
-          <m:r>
-            <m:t xml:space="preserve">]</m:t>
+            <m:t xml:space="preserve"> </m:t>
           </m:r>
           <m:sSub>
             <m:e>
@@ -554,23 +602,41 @@
               </m:r>
             </m:sub>
           </m:sSub>
+          <m:d>
+            <m:dPr/>
+            <m:e>
+              <m:r>
+                <m:t xml:space="preserve">p</m:t>
+              </m:r>
+            </m:e>
+          </m:d>
           <m:r>
-            <m:t xml:space="preserve">p</m:t>
+            <m:t xml:space="preserve"> </m:t>
           </m:r>
+          <m:d>
+            <m:dPr>
+              <m:begChr m:val="["/>
+              <m:endChr m:val="]"/>
+            </m:dPr>
+            <m:e>
+              <m:r>
+                <m:t xml:space="preserve">−</m:t>
+              </m:r>
+              <m:r>
+                <m:t xml:space="preserve">iΣ</m:t>
+              </m:r>
+              <m:d>
+                <m:dPr/>
+                <m:e>
+                  <m:r>
+                    <m:t xml:space="preserve">p</m:t>
+                  </m:r>
+                </m:e>
+              </m:d>
+            </m:e>
+          </m:d>
           <m:r>
-            <m:t xml:space="preserve">[</m:t>
-          </m:r>
-          <m:r>
-            <m:t xml:space="preserve">−</m:t>
-          </m:r>
-          <m:r>
-            <m:t xml:space="preserve">iΣ</m:t>
-          </m:r>
-          <m:r>
-            <m:t xml:space="preserve">p</m:t>
-          </m:r>
-          <m:r>
-            <m:t xml:space="preserve">]</m:t>
+            <m:t xml:space="preserve"> </m:t>
           </m:r>
           <m:sSub>
             <m:e>
@@ -584,9 +650,14 @@
               </m:r>
             </m:sub>
           </m:sSub>
-          <m:r>
-            <m:t xml:space="preserve">p</m:t>
-          </m:r>
+          <m:d>
+            <m:dPr/>
+            <m:e>
+              <m:r>
+                <m:t xml:space="preserve">p</m:t>
+              </m:r>
+            </m:e>
+          </m:d>
           <m:r>
             <m:t xml:space="preserve">+</m:t>
           </m:r>
@@ -629,59 +700,23 @@
             </m:e>
             <m:sub>
               <m:r>
-                <m:t xml:space="preserve">F</m:t>
+                <m:t xml:space="preserve">F′</m:t>
               </m:r>
             </m:sub>
           </m:sSub>
-          <m:r>
-            <m:t xml:space="preserve">′</m:t>
-          </m:r>
-          <m:r>
-            <m:t xml:space="preserve">p</m:t>
-          </m:r>
+          <m:d>
+            <m:dPr/>
+            <m:e>
+              <m:r>
+                <m:t xml:space="preserve">p</m:t>
+              </m:r>
+            </m:e>
+          </m:d>
           <m:r>
             <m:t xml:space="preserve">=</m:t>
           </m:r>
-          <m:sSub>
-            <m:e>
-              <m:r>
-                <m:t xml:space="preserve">S</m:t>
-              </m:r>
-            </m:e>
-            <m:sub>
-              <m:r>
-                <m:t xml:space="preserve">F</m:t>
-              </m:r>
-            </m:sub>
-          </m:sSub>
           <m:f>
             <m:num>
-              <m:r>
-                <m:t xml:space="preserve">p</m:t>
-              </m:r>
-            </m:num>
-            <m:den>
-              <m:r>
-                <m:t xml:space="preserve">1</m:t>
-              </m:r>
-              <m:r>
-                <m:t xml:space="preserve">−</m:t>
-              </m:r>
-              <m:r>
-                <m:t xml:space="preserve">[</m:t>
-              </m:r>
-              <m:r>
-                <m:t xml:space="preserve">−</m:t>
-              </m:r>
-              <m:r>
-                <m:t xml:space="preserve">iΣ</m:t>
-              </m:r>
-              <m:r>
-                <m:t xml:space="preserve">p</m:t>
-              </m:r>
-              <m:r>
-                <m:t xml:space="preserve">]</m:t>
-              </m:r>
               <m:sSub>
                 <m:e>
                   <m:r>
@@ -694,45 +729,44 @@
                   </m:r>
                 </m:sub>
               </m:sSub>
-              <m:r>
-                <m:t xml:space="preserve">p</m:t>
-              </m:r>
-            </m:den>
-          </m:f>
-          <m:r>
-            <m:t xml:space="preserve">=</m:t>
-          </m:r>
-          <m:sSub>
-            <m:e>
-              <m:r>
-                <m:t xml:space="preserve">S</m:t>
-              </m:r>
-            </m:e>
-            <m:sub>
-              <m:r>
-                <m:t xml:space="preserve">F</m:t>
-              </m:r>
-            </m:sub>
-          </m:sSub>
-          <m:f>
-            <m:num>
-              <m:r>
-                <m:t xml:space="preserve">p</m:t>
-              </m:r>
+              <m:d>
+                <m:dPr/>
+                <m:e>
+                  <m:r>
+                    <m:t xml:space="preserve">p</m:t>
+                  </m:r>
+                </m:e>
+              </m:d>
             </m:num>
             <m:den>
               <m:r>
                 <m:t xml:space="preserve">1</m:t>
               </m:r>
               <m:r>
-                <m:t xml:space="preserve">+</m:t>
+                <m:t xml:space="preserve">−</m:t>
               </m:r>
-              <m:r>
-                <m:t xml:space="preserve">iΣ</m:t>
-              </m:r>
-              <m:r>
-                <m:t xml:space="preserve">p</m:t>
-              </m:r>
+              <m:d>
+                <m:dPr>
+                  <m:begChr m:val="["/>
+                  <m:endChr m:val="]"/>
+                </m:dPr>
+                <m:e>
+                  <m:r>
+                    <m:t xml:space="preserve">−</m:t>
+                  </m:r>
+                  <m:r>
+                    <m:t xml:space="preserve">iΣ</m:t>
+                  </m:r>
+                  <m:d>
+                    <m:dPr/>
+                    <m:e>
+                      <m:r>
+                        <m:t xml:space="preserve">p</m:t>
+                      </m:r>
+                    </m:e>
+                  </m:d>
+                </m:e>
+              </m:d>
               <m:sSub>
                 <m:e>
                   <m:r>
@@ -745,9 +779,80 @@
                   </m:r>
                 </m:sub>
               </m:sSub>
+              <m:d>
+                <m:dPr/>
+                <m:e>
+                  <m:r>
+                    <m:t xml:space="preserve">p</m:t>
+                  </m:r>
+                </m:e>
+              </m:d>
+            </m:den>
+          </m:f>
+          <m:r>
+            <m:t xml:space="preserve">=</m:t>
+          </m:r>
+          <m:f>
+            <m:num>
+              <m:sSub>
+                <m:e>
+                  <m:r>
+                    <m:t xml:space="preserve">S</m:t>
+                  </m:r>
+                </m:e>
+                <m:sub>
+                  <m:r>
+                    <m:t xml:space="preserve">F</m:t>
+                  </m:r>
+                </m:sub>
+              </m:sSub>
+              <m:d>
+                <m:dPr/>
+                <m:e>
+                  <m:r>
+                    <m:t xml:space="preserve">p</m:t>
+                  </m:r>
+                </m:e>
+              </m:d>
+            </m:num>
+            <m:den>
               <m:r>
-                <m:t xml:space="preserve">p</m:t>
+                <m:t xml:space="preserve">1</m:t>
               </m:r>
+              <m:r>
+                <m:t xml:space="preserve">+</m:t>
+              </m:r>
+              <m:r>
+                <m:t xml:space="preserve">iΣ</m:t>
+              </m:r>
+              <m:d>
+                <m:dPr/>
+                <m:e>
+                  <m:r>
+                    <m:t xml:space="preserve">p</m:t>
+                  </m:r>
+                </m:e>
+              </m:d>
+              <m:sSub>
+                <m:e>
+                  <m:r>
+                    <m:t xml:space="preserve">S</m:t>
+                  </m:r>
+                </m:e>
+                <m:sub>
+                  <m:r>
+                    <m:t xml:space="preserve">F</m:t>
+                  </m:r>
+                </m:sub>
+              </m:sSub>
+              <m:d>
+                <m:dPr/>
+                <m:e>
+                  <m:r>
+                    <m:t xml:space="preserve">p</m:t>
+                  </m:r>
+                </m:e>
+              </m:d>
             </m:den>
           </m:f>
         </m:oMath>
@@ -773,16 +878,18 @@
             </m:e>
             <m:sub>
               <m:r>
-                <m:t xml:space="preserve">F</m:t>
+                <m:t xml:space="preserve">F′</m:t>
               </m:r>
             </m:sub>
           </m:sSub>
-          <m:r>
-            <m:t xml:space="preserve">′</m:t>
-          </m:r>
-          <m:r>
-            <m:t xml:space="preserve">p</m:t>
-          </m:r>
+          <m:d>
+            <m:dPr/>
+            <m:e>
+              <m:r>
+                <m:t xml:space="preserve">p</m:t>
+              </m:r>
+            </m:e>
+          </m:d>
           <m:r>
             <m:t xml:space="preserve">=</m:t>
           </m:r>
@@ -824,9 +931,14 @@
               <m:r>
                 <m:t xml:space="preserve">Σ</m:t>
               </m:r>
-              <m:r>
-                <m:t xml:space="preserve">p</m:t>
-              </m:r>
+              <m:d>
+                <m:dPr/>
+                <m:e>
+                  <m:r>
+                    <m:t xml:space="preserve">p</m:t>
+                  </m:r>
+                </m:e>
+              </m:d>
             </m:den>
           </m:f>
         </m:oMath>
@@ -910,9 +1022,14 @@
           <m:r>
             <m:t xml:space="preserve">Σ</m:t>
           </m:r>
-          <m:r>
-            <m:t xml:space="preserve">p</m:t>
-          </m:r>
+          <m:d>
+            <m:dPr/>
+            <m:e>
+              <m:r>
+                <m:t xml:space="preserve">p</m:t>
+              </m:r>
+            </m:e>
+          </m:d>
           <m:r>
             <m:t xml:space="preserve">=</m:t>
           </m:r>
@@ -958,36 +1075,49 @@
           <m:r>
             <m:t xml:space="preserve">A</m:t>
           </m:r>
-          <m:sSup>
+          <m:d>
+            <m:dPr/>
             <m:e>
-              <m:r>
-                <m:t xml:space="preserve">m</m:t>
-              </m:r>
+              <m:sSup>
+                <m:e>
+                  <m:r>
+                    <m:t xml:space="preserve">m</m:t>
+                  </m:r>
+                </m:e>
+                <m:sup>
+                  <m:r>
+                    <m:t xml:space="preserve">2</m:t>
+                  </m:r>
+                </m:sup>
+              </m:sSup>
             </m:e>
-            <m:sup>
-              <m:r>
-                <m:t xml:space="preserve">2</m:t>
-              </m:r>
-            </m:sup>
-          </m:sSup>
+          </m:d>
           <m:r>
             <m:t xml:space="preserve">−</m:t>
           </m:r>
           <m:r>
             <m:t xml:space="preserve">B</m:t>
           </m:r>
-          <m:sSup>
+          <m:d>
+            <m:dPr/>
             <m:e>
-              <m:r>
-                <m:t xml:space="preserve">m</m:t>
-              </m:r>
+              <m:sSup>
+                <m:e>
+                  <m:r>
+                    <m:t xml:space="preserve">m</m:t>
+                  </m:r>
+                </m:e>
+                <m:sup>
+                  <m:r>
+                    <m:t xml:space="preserve">2</m:t>
+                  </m:r>
+                </m:sup>
+              </m:sSup>
             </m:e>
-            <m:sup>
-              <m:r>
-                <m:t xml:space="preserve">2</m:t>
-              </m:r>
-            </m:sup>
-          </m:sSup>
+          </m:d>
+          <m:r>
+            <m:t xml:space="preserve"> </m:t>
+          </m:r>
           <m:r>
             <m:t xml:space="preserve">m</m:t>
           </m:r>
@@ -1044,23 +1174,28 @@
           <m:r>
             <m:t xml:space="preserve">A</m:t>
           </m:r>
-          <m:sSubSup>
+          <m:d>
+            <m:dPr/>
             <m:e>
-              <m:r>
-                <m:t xml:space="preserve">m</m:t>
-              </m:r>
+              <m:sSubSup>
+                <m:e>
+                  <m:r>
+                    <m:t xml:space="preserve">m</m:t>
+                  </m:r>
+                </m:e>
+                <m:sub>
+                  <m:r>
+                    <m:t xml:space="preserve">0</m:t>
+                  </m:r>
+                </m:sub>
+                <m:sup>
+                  <m:r>
+                    <m:t xml:space="preserve">2</m:t>
+                  </m:r>
+                </m:sup>
+              </m:sSubSup>
             </m:e>
-            <m:sub>
-              <m:r>
-                <m:t xml:space="preserve">0</m:t>
-              </m:r>
-            </m:sub>
-            <m:sup>
-              <m:r>
-                <m:t xml:space="preserve">2</m:t>
-              </m:r>
-            </m:sup>
-          </m:sSubSup>
+          </m:d>
         </m:oMath>
       </m:oMathPara>
     </w:p>
@@ -1143,23 +1278,28 @@
           <m:r>
             <m:t xml:space="preserve">A</m:t>
           </m:r>
-          <m:sSubSup>
+          <m:d>
+            <m:dPr/>
             <m:e>
-              <m:r>
-                <m:t xml:space="preserve">m</m:t>
-              </m:r>
+              <m:sSubSup>
+                <m:e>
+                  <m:r>
+                    <m:t xml:space="preserve">m</m:t>
+                  </m:r>
+                </m:e>
+                <m:sub>
+                  <m:r>
+                    <m:t xml:space="preserve">0</m:t>
+                  </m:r>
+                </m:sub>
+                <m:sup>
+                  <m:r>
+                    <m:t xml:space="preserve">2</m:t>
+                  </m:r>
+                </m:sup>
+              </m:sSubSup>
             </m:e>
-            <m:sub>
-              <m:r>
-                <m:t xml:space="preserve">0</m:t>
-              </m:r>
-            </m:sub>
-            <m:sup>
-              <m:r>
-                <m:t xml:space="preserve">2</m:t>
-              </m:r>
-            </m:sup>
-          </m:sSubSup>
+          </m:d>
         </m:oMath>
       </m:oMathPara>
     </w:p>
